--- a/hub/files/Case2.docx
+++ b/hub/files/Case2.docx
@@ -7,7 +7,7 @@
         <w:pStyle w:val="Heading1"/>
       </w:pPr>
       <w:r>
-        <w:t>Case 2 — Marketing Research Methods</w:t>
+        <w:t>Case 2 — Research Questions</w:t>
       </w:r>
     </w:p>
     <w:tbl>
@@ -57,7 +57,7 @@
                 <w:b/>
                 <w:sz w:val="19"/>
               </w:rPr>
-              <w:t>Participation component — presenting team (Team 2) scored on the rubric below; every team submits the filled worksheet</w:t>
+              <w:t>Participation component — presenting team (Team 1) scored on the rubric below; every team submits the filled worksheet</w:t>
             </w:r>
           </w:p>
         </w:tc>
@@ -95,7 +95,7 @@
               <w:rPr>
                 <w:sz w:val="19"/>
               </w:rPr>
-              <w:t>Wed Sep 23, start of class (worksheet, all teams); Team 2 presents in class that day</w:t>
+              <w:t>Wed Sep 16, start of class (worksheet, all teams); Team 1 presents in class (Zoom) that day</w:t>
             </w:r>
           </w:p>
         </w:tc>
@@ -171,7 +171,7 @@
               <w:rPr>
                 <w:sz w:val="19"/>
               </w:rPr>
-              <w:t>Canvas — this doc's worksheet filled (one PDF per team); Team 2 also uploads slides before class</w:t>
+              <w:t>Canvas — this doc's worksheet filled (one PDF per team); Team 1 also uploads slides before class</w:t>
             </w:r>
           </w:p>
         </w:tc>
@@ -186,13 +186,13 @@
         <w:t>Where this fits:</w:t>
       </w:r>
       <w:r>
-        <w:t xml:space="preserve"> Lecture — Week 5 Monday, </w:t>
+        <w:t xml:space="preserve"> Lecture — Week 4 Monday, </w:t>
       </w:r>
       <w:r>
         <w:rPr>
           <w:i/>
         </w:rPr>
-        <w:t>Qualitative research + focus groups</w:t>
+        <w:t>Problem definition → research questions</w:t>
       </w:r>
       <w:r>
         <w:t xml:space="preserve"> (watch the assigned pre-watch recording first) → Practice — Summit Point round </w:t>
@@ -201,7 +201,7 @@
         <w:rPr>
           <w:b/>
         </w:rPr>
-        <w:t>r06</w:t>
+        <w:t>r15</w:t>
       </w:r>
       <w:r>
         <w:t xml:space="preserve"> </w:t>
@@ -210,19 +210,10 @@
         <w:rPr>
           <w:i/>
         </w:rPr>
-        <w:t>Moderator's Guide</w:t>
+        <w:t>Define the Research Problem</w:t>
       </w:r>
       <w:r>
-        <w:t xml:space="preserve"> → Now the case: it presents on the same day as the live focus-group role-play, so the class will have just </w:t>
-      </w:r>
-      <w:r>
-        <w:rPr>
-          <w:i/>
-        </w:rPr>
-        <w:t>run</w:t>
-      </w:r>
-      <w:r>
-        <w:t xml:space="preserve"> one of these methods.</w:t>
+        <w:t xml:space="preserve"> → Now the case: ten real research questions to type correctly. Case 1 (my Monday demo) covered the problem-definition half; this case is the RQ-typing half, and it is the exact skill PA3 grades.</w:t>
       </w:r>
     </w:p>
     <w:p>
@@ -235,7 +226,34 @@
     </w:p>
     <w:p>
       <w:r>
-        <w:t>A chain of 43 Italian restaurants in the Midwest has been losing sales for about a year, and nobody knows why. Your team explains how each of seven research methods could be used to diagnose the decline — and what each one can and cannot tell you. Obtain the method definitions from your textbook (primarily Chapters 4 and 6).</w:t>
+        <w:t xml:space="preserve">A florist-market study poses ten research questions. Your team classifies each as a </w:t>
+      </w:r>
+      <w:r>
+        <w:rPr>
+          <w:b/>
+        </w:rPr>
+        <w:t>descriptive</w:t>
+      </w:r>
+      <w:r>
+        <w:t xml:space="preserve">, </w:t>
+      </w:r>
+      <w:r>
+        <w:rPr>
+          <w:b/>
+        </w:rPr>
+        <w:t>differences</w:t>
+      </w:r>
+      <w:r>
+        <w:t xml:space="preserve">, or </w:t>
+      </w:r>
+      <w:r>
+        <w:rPr>
+          <w:b/>
+        </w:rPr>
+        <w:t>association</w:t>
+      </w:r>
+      <w:r>
+        <w:t xml:space="preserve"> research question, then names the variables each one involves. Typing an RQ correctly is what later tells you which statistical test to run — mistype it in Week 4 and the wrong analysis follows in Week 11.</w:t>
       </w:r>
     </w:p>
     <w:p>
@@ -251,7 +269,7 @@
         <w:pStyle w:val="ListNumber"/>
       </w:pPr>
       <w:r>
-        <w:t>Read the case (Appendix A) individually, then discuss as a team before consulting AI.</w:t>
+        <w:t>Read the ten RQs (Appendix A) individually, then discuss as a team before consulting AI.</w:t>
       </w:r>
     </w:p>
     <w:p>
@@ -259,16 +277,16 @@
         <w:pStyle w:val="ListNumber"/>
       </w:pPr>
       <w:r>
-        <w:t xml:space="preserve">For each of the seven methods, write </w:t>
+        <w:t xml:space="preserve">For each RQ, decide the </w:t>
       </w:r>
       <w:r>
         <w:rPr>
           <w:b/>
         </w:rPr>
-        <w:t>how you would actually use it here</w:t>
+        <w:t>form</w:t>
       </w:r>
       <w:r>
-        <w:t xml:space="preserve"> — who you'd talk to or observe, about what, and what you'd expect to learn about the decline.</w:t>
+        <w:t>: descriptive, differences, or association.</w:t>
       </w:r>
     </w:p>
     <w:p>
@@ -276,16 +294,16 @@
         <w:pStyle w:val="ListNumber"/>
       </w:pPr>
       <w:r>
-        <w:t xml:space="preserve">Add each method's </w:t>
+        <w:t xml:space="preserve">For each </w:t>
       </w:r>
       <w:r>
         <w:rPr>
           <w:b/>
         </w:rPr>
-        <w:t>key limitation</w:t>
+        <w:t>descriptive</w:t>
       </w:r>
       <w:r>
-        <w:t xml:space="preserve"> for this specific problem.</w:t>
+        <w:t xml:space="preserve"> RQ, name the variable to be measured.</w:t>
       </w:r>
     </w:p>
     <w:p>
@@ -293,16 +311,33 @@
         <w:pStyle w:val="ListNumber"/>
       </w:pPr>
       <w:r>
-        <w:t xml:space="preserve">Decide </w:t>
+        <w:t xml:space="preserve">For each </w:t>
       </w:r>
       <w:r>
         <w:rPr>
           <w:b/>
         </w:rPr>
-        <w:t>which method(s) you would start with</w:t>
+        <w:t>differences</w:t>
       </w:r>
       <w:r>
-        <w:t xml:space="preserve"> and defend the sequence (hint: what does exploratory research buy you before you commit to a survey or experiment?).</w:t>
+        <w:t xml:space="preserve"> RQ, name the grouping variable and the analysis variable.</w:t>
+      </w:r>
+    </w:p>
+    <w:p>
+      <w:pPr>
+        <w:pStyle w:val="ListNumber"/>
+      </w:pPr>
+      <w:r>
+        <w:t xml:space="preserve">For each </w:t>
+      </w:r>
+      <w:r>
+        <w:rPr>
+          <w:b/>
+        </w:rPr>
+        <w:t>association</w:t>
+      </w:r>
+      <w:r>
+        <w:t xml:space="preserve"> RQ, name the two variables to be associated.</w:t>
       </w:r>
     </w:p>
     <w:p>
@@ -316,10 +351,10 @@
         <w:rPr>
           <w:b/>
         </w:rPr>
-        <w:t>Team 2:</w:t>
+        <w:t>Team 1 (presenters):</w:t>
       </w:r>
       <w:r>
-        <w:t xml:space="preserve"> build slides that teach the class the methods, the confusing distinctions (e.g., focus group vs. IDI, observation vs. experiment), and your recommended sequence — 10–15 minutes, professor-role.</w:t>
+        <w:t xml:space="preserve"> watch the prior team's recording, then build a presentation that beats it — re-teach the typing logic better (spend your time on the RQs the class is most likely to get wrong), critique the prior presentation, and run an interactive typing exercise.</w:t>
       </w:r>
     </w:p>
     <w:p>
@@ -355,7 +390,7 @@
         <w:t xml:space="preserve">☐  </w:t>
       </w:r>
       <w:r>
-        <w:t>Slides — Team 2 only, uploaded before class</w:t>
+        <w:t>Slides — Team 1 only, uploaded before class</w:t>
       </w:r>
     </w:p>
     <w:p>
@@ -378,6 +413,44 @@
       </w:pPr>
       <w:r>
         <w:t>How you'll be graded</w:t>
+      </w:r>
+    </w:p>
+    <w:p>
+      <w:r>
+        <w:rPr>
+          <w:b/>
+        </w:rPr>
+        <w:t>The benchmark (Team 1):</w:t>
+      </w:r>
+      <w:r>
+        <w:t xml:space="preserve"> the prior semester's recorded presentation of this case is posted on Canvas — your job is to beat it: (1) re-teach at least one key concept </w:t>
+      </w:r>
+      <w:r>
+        <w:rPr>
+          <w:b/>
+        </w:rPr>
+        <w:t>better</w:t>
+      </w:r>
+      <w:r>
+        <w:t xml:space="preserve"> than the recording, (2) critique the prior presentation — what worked, what misled, what was missed — and (3) run an </w:t>
+      </w:r>
+      <w:r>
+        <w:rPr>
+          <w:b/>
+        </w:rPr>
+        <w:t>original interactive exercise</w:t>
+      </w:r>
+      <w:r>
+        <w:t xml:space="preserve"> with the class. </w:t>
+      </w:r>
+      <w:r>
+        <w:rPr>
+          <w:b/>
+        </w:rPr>
+        <w:t>20-minute block: 15 min presentation + 5 min Q&amp;A.</w:t>
+      </w:r>
+      <w:r>
+        <w:t xml:space="preserve"> If no prior recording exists for this case, the instructor's Case-1 demo is the benchmark.</w:t>
       </w:r>
     </w:p>
     <w:p>
@@ -509,7 +582,7 @@
               <w:rPr>
                 <w:sz w:val="19"/>
               </w:rPr>
-              <w:t>Each method applied concretely to the restaurant decline (named informants, named questions), not defined in the abstract; the recommended sequence is argued from what each method can rule in or out</w:t>
+              <w:t>All ten RQs typed with defensible reasoning; the tricky ones (e.g., "supermarket or florist?") argued, not guessed</w:t>
             </w:r>
           </w:p>
         </w:tc>
@@ -565,7 +638,7 @@
               <w:rPr>
                 <w:sz w:val="19"/>
               </w:rPr>
-              <w:t>Methods match the textbook's definitions (Ch. 4 &amp; 6); exploratory vs. descriptive vs. causal roles kept straight; projective techniques and experience surveys not confused with focus groups</w:t>
+              <w:t>Variables named precisely — grouping vs. analysis variable never swapped; "association" reserved for two measured variables, not group comparisons</w:t>
             </w:r>
           </w:p>
         </w:tc>
@@ -585,7 +658,7 @@
               <w:rPr>
                 <w:sz w:val="19"/>
               </w:rPr>
-              <w:t>Teaching the class</w:t>
+              <w:t>Beat the benchmark: re-teach &amp; critique</w:t>
             </w:r>
           </w:p>
         </w:tc>
@@ -621,20 +694,7 @@
               <w:rPr>
                 <w:sz w:val="19"/>
               </w:rPr>
-              <w:t xml:space="preserve">Presentation teaches the </w:t>
-            </w:r>
-            <w:r>
-              <w:rPr>
-                <w:i/>
-                <w:sz w:val="19"/>
-              </w:rPr>
-              <w:t>choice logic</w:t>
-            </w:r>
-            <w:r>
-              <w:rPr>
-                <w:sz w:val="19"/>
-              </w:rPr>
-              <w:t xml:space="preserve"> between methods and names the confusable pairs, with a discussion question for the class</w:t>
+              <w:t>A decision rule for typing RQs taught measurably better than the prior recording; the critique names specifics, not vibes</w:t>
             </w:r>
           </w:p>
         </w:tc>
@@ -654,7 +714,7 @@
               <w:rPr>
                 <w:sz w:val="19"/>
               </w:rPr>
-              <w:t>Slides &amp; delivery</w:t>
+              <w:t>Interactive exercise &amp; delivery</w:t>
             </w:r>
           </w:p>
         </w:tc>
@@ -690,7 +750,7 @@
               <w:rPr>
                 <w:sz w:val="19"/>
               </w:rPr>
-              <w:t>10–15 minutes, clear slides, professor-role — teaching the case, not reading it</w:t>
+              <w:t>Original exercise that makes the class apply the skill; 15 min + 5 Q&amp;A, clear slides, run to time</w:t>
             </w:r>
           </w:p>
         </w:tc>
@@ -812,63 +872,147 @@
     </w:p>
     <w:p>
       <w:r>
-        <w:t>A chain of 43 Italian restaurants in the Midwest has experienced a gradual sales decline, starting about a year ago. You have been asked to determine the cause of the decline. Explain how you could use each of the following methods to figure out what's going on. Obtain information about your assigned method from your textbook (primarily Chapters 4 and 6).</w:t>
+        <w:t>For each research question below, indicate the research question form (descriptive, differences, or association). In addition: (1) for each descriptive RQ, describe the variable to be measured; (2) for each differences RQ, describe both the grouping variable and the analysis variable; (3) for each association RQ, describe the two variables to be associated.</w:t>
       </w:r>
     </w:p>
     <w:p>
       <w:pPr>
-        <w:pStyle w:val="ListNumber"/>
+        <w:pStyle w:val="ListBullet"/>
       </w:pPr>
       <w:r>
-        <w:t>Secondary data analysis</w:t>
+        <w:rPr>
+          <w:b/>
+        </w:rPr>
+        <w:t>RQ1:</w:t>
+      </w:r>
+      <w:r>
+        <w:t xml:space="preserve"> How often do Columbia residents buy floral items (potted plants, bouquets, arrangements, etc.)?</w:t>
       </w:r>
     </w:p>
     <w:p>
       <w:pPr>
-        <w:pStyle w:val="ListNumber"/>
+        <w:pStyle w:val="ListBullet"/>
       </w:pPr>
       <w:r>
-        <w:t>Experience survey</w:t>
+        <w:rPr>
+          <w:b/>
+        </w:rPr>
+        <w:t>RQ2:</w:t>
+      </w:r>
+      <w:r>
+        <w:t xml:space="preserve"> Is household income associated with frequency of buying floral items?</w:t>
       </w:r>
     </w:p>
     <w:p>
       <w:pPr>
-        <w:pStyle w:val="ListNumber"/>
+        <w:pStyle w:val="ListBullet"/>
       </w:pPr>
       <w:r>
-        <w:t>Focus group</w:t>
+        <w:rPr>
+          <w:b/>
+        </w:rPr>
+        <w:t>RQ3:</w:t>
+      </w:r>
+      <w:r>
+        <w:t xml:space="preserve"> Do married people buy more floral items than single people?</w:t>
       </w:r>
     </w:p>
     <w:p>
       <w:pPr>
-        <w:pStyle w:val="ListNumber"/>
+        <w:pStyle w:val="ListBullet"/>
       </w:pPr>
       <w:r>
-        <w:t>In-depth interview</w:t>
+        <w:rPr>
+          <w:b/>
+        </w:rPr>
+        <w:t>RQ4:</w:t>
+      </w:r>
+      <w:r>
+        <w:t xml:space="preserve"> Are Columbia residents more likely to buy their floral items at a supermarket or at a florist shop?</w:t>
       </w:r>
     </w:p>
     <w:p>
       <w:pPr>
-        <w:pStyle w:val="ListNumber"/>
+        <w:pStyle w:val="ListBullet"/>
       </w:pPr>
       <w:r>
-        <w:t>Projective techniques</w:t>
+        <w:rPr>
+          <w:b/>
+        </w:rPr>
+        <w:t>RQ5:</w:t>
+      </w:r>
+      <w:r>
+        <w:t xml:space="preserve"> What percentage of Columbia residents have a favorite florist?</w:t>
       </w:r>
     </w:p>
     <w:p>
       <w:pPr>
-        <w:pStyle w:val="ListNumber"/>
+        <w:pStyle w:val="ListBullet"/>
       </w:pPr>
       <w:r>
-        <w:t>Observation</w:t>
+        <w:rPr>
+          <w:b/>
+        </w:rPr>
+        <w:t>RQ6:</w:t>
+      </w:r>
+      <w:r>
+        <w:t xml:space="preserve"> What percentage of Columbia residents have purchased floral items via the internet?</w:t>
       </w:r>
     </w:p>
     <w:p>
       <w:pPr>
-        <w:pStyle w:val="ListNumber"/>
+        <w:pStyle w:val="ListBullet"/>
       </w:pPr>
       <w:r>
-        <w:t>Experiment</w:t>
+        <w:rPr>
+          <w:b/>
+        </w:rPr>
+        <w:t>RQ7:</w:t>
+      </w:r>
+      <w:r>
+        <w:t xml:space="preserve"> Are men or women more likely to purchase floral items via the internet?</w:t>
+      </w:r>
+    </w:p>
+    <w:p>
+      <w:pPr>
+        <w:pStyle w:val="ListBullet"/>
+      </w:pPr>
+      <w:r>
+        <w:rPr>
+          <w:b/>
+        </w:rPr>
+        <w:t>RQ8:</w:t>
+      </w:r>
+      <w:r>
+        <w:t xml:space="preserve"> What is the average price residents pay for floral items?</w:t>
+      </w:r>
+    </w:p>
+    <w:p>
+      <w:pPr>
+        <w:pStyle w:val="ListBullet"/>
+      </w:pPr>
+      <w:r>
+        <w:rPr>
+          <w:b/>
+        </w:rPr>
+        <w:t>RQ9:</w:t>
+      </w:r>
+      <w:r>
+        <w:t xml:space="preserve"> For what sorts of occasions are they most likely to buy floral items?</w:t>
+      </w:r>
+    </w:p>
+    <w:p>
+      <w:pPr>
+        <w:pStyle w:val="ListBullet"/>
+      </w:pPr>
+      <w:r>
+        <w:rPr>
+          <w:b/>
+        </w:rPr>
+        <w:t>RQ10:</w:t>
+      </w:r>
+      <w:r>
+        <w:t xml:space="preserve"> Is age related to how often a person purchases floral items?</w:t>
       </w:r>
     </w:p>
     <w:p>
@@ -917,7 +1061,7 @@
                 <w:b/>
                 <w:sz w:val="18"/>
               </w:rPr>
-              <w:t>Method</w:t>
+              <w:t>RQ</w:t>
             </w:r>
           </w:p>
         </w:tc>
@@ -937,7 +1081,7 @@
                 <w:b/>
                 <w:sz w:val="18"/>
               </w:rPr>
-              <w:t>How you would use it to diagnose the sales decline (who, about what, expecting to learn what)</w:t>
+              <w:t>Form (descriptive / differences / association)</w:t>
             </w:r>
           </w:p>
         </w:tc>
@@ -957,7 +1101,7 @@
                 <w:b/>
                 <w:sz w:val="18"/>
               </w:rPr>
-              <w:t>Key limitation for THIS problem</w:t>
+              <w:t>Variable(s) — descriptive: variable measured · differences: grouping + analysis variable · association: the two variables</w:t>
             </w:r>
           </w:p>
         </w:tc>
@@ -977,7 +1121,7 @@
               <w:rPr>
                 <w:sz w:val="18"/>
               </w:rPr>
-              <w:t>Secondary data analysis</w:t>
+              <w:t>RQ1</w:t>
             </w:r>
           </w:p>
         </w:tc>
@@ -1021,7 +1165,7 @@
               <w:rPr>
                 <w:sz w:val="18"/>
               </w:rPr>
-              <w:t>Experience survey</w:t>
+              <w:t>RQ2</w:t>
             </w:r>
           </w:p>
         </w:tc>
@@ -1065,7 +1209,7 @@
               <w:rPr>
                 <w:sz w:val="18"/>
               </w:rPr>
-              <w:t>Focus group</w:t>
+              <w:t>RQ3</w:t>
             </w:r>
           </w:p>
         </w:tc>
@@ -1109,7 +1253,7 @@
               <w:rPr>
                 <w:sz w:val="18"/>
               </w:rPr>
-              <w:t>In-depth interview</w:t>
+              <w:t>RQ4</w:t>
             </w:r>
           </w:p>
         </w:tc>
@@ -1153,7 +1297,7 @@
               <w:rPr>
                 <w:sz w:val="18"/>
               </w:rPr>
-              <w:t>Projective techniques</w:t>
+              <w:t>RQ5</w:t>
             </w:r>
           </w:p>
         </w:tc>
@@ -1197,7 +1341,7 @@
               <w:rPr>
                 <w:sz w:val="18"/>
               </w:rPr>
-              <w:t>Observation</w:t>
+              <w:t>RQ6</w:t>
             </w:r>
           </w:p>
         </w:tc>
@@ -1241,7 +1385,139 @@
               <w:rPr>
                 <w:sz w:val="18"/>
               </w:rPr>
-              <w:t>Experiment</w:t>
+              <w:t>RQ7</w:t>
+            </w:r>
+          </w:p>
+        </w:tc>
+        <w:tc>
+          <w:tcPr>
+            <w:tcW w:type="dxa" w:w="4704"/>
+          </w:tcPr>
+          <w:p>
+            <w:r>
+              <w:rPr>
+                <w:sz w:val="18"/>
+              </w:rPr>
+            </w:r>
+          </w:p>
+        </w:tc>
+        <w:tc>
+          <w:tcPr>
+            <w:tcW w:type="dxa" w:w="4704"/>
+          </w:tcPr>
+          <w:p>
+            <w:r>
+              <w:rPr>
+                <w:sz w:val="18"/>
+              </w:rPr>
+            </w:r>
+          </w:p>
+        </w:tc>
+      </w:tr>
+      <w:tr>
+        <w:tc>
+          <w:tcPr>
+            <w:tcW w:type="dxa" w:w="4704"/>
+          </w:tcPr>
+          <w:p>
+            <w:r>
+              <w:rPr>
+                <w:sz w:val="18"/>
+              </w:rPr>
+            </w:r>
+            <w:r>
+              <w:rPr>
+                <w:sz w:val="18"/>
+              </w:rPr>
+              <w:t>RQ8</w:t>
+            </w:r>
+          </w:p>
+        </w:tc>
+        <w:tc>
+          <w:tcPr>
+            <w:tcW w:type="dxa" w:w="4704"/>
+          </w:tcPr>
+          <w:p>
+            <w:r>
+              <w:rPr>
+                <w:sz w:val="18"/>
+              </w:rPr>
+            </w:r>
+          </w:p>
+        </w:tc>
+        <w:tc>
+          <w:tcPr>
+            <w:tcW w:type="dxa" w:w="4704"/>
+          </w:tcPr>
+          <w:p>
+            <w:r>
+              <w:rPr>
+                <w:sz w:val="18"/>
+              </w:rPr>
+            </w:r>
+          </w:p>
+        </w:tc>
+      </w:tr>
+      <w:tr>
+        <w:tc>
+          <w:tcPr>
+            <w:tcW w:type="dxa" w:w="4704"/>
+          </w:tcPr>
+          <w:p>
+            <w:r>
+              <w:rPr>
+                <w:sz w:val="18"/>
+              </w:rPr>
+            </w:r>
+            <w:r>
+              <w:rPr>
+                <w:sz w:val="18"/>
+              </w:rPr>
+              <w:t>RQ9</w:t>
+            </w:r>
+          </w:p>
+        </w:tc>
+        <w:tc>
+          <w:tcPr>
+            <w:tcW w:type="dxa" w:w="4704"/>
+          </w:tcPr>
+          <w:p>
+            <w:r>
+              <w:rPr>
+                <w:sz w:val="18"/>
+              </w:rPr>
+            </w:r>
+          </w:p>
+        </w:tc>
+        <w:tc>
+          <w:tcPr>
+            <w:tcW w:type="dxa" w:w="4704"/>
+          </w:tcPr>
+          <w:p>
+            <w:r>
+              <w:rPr>
+                <w:sz w:val="18"/>
+              </w:rPr>
+            </w:r>
+          </w:p>
+        </w:tc>
+      </w:tr>
+      <w:tr>
+        <w:tc>
+          <w:tcPr>
+            <w:tcW w:type="dxa" w:w="4704"/>
+          </w:tcPr>
+          <w:p>
+            <w:r>
+              <w:rPr>
+                <w:sz w:val="18"/>
+              </w:rPr>
+            </w:r>
+            <w:r>
+              <w:rPr>
+                <w:sz w:val="18"/>
+              </w:rPr>
+              <w:t>RQ10</w:t>
             </w:r>
           </w:p>
         </w:tc>
@@ -1287,7 +1563,7 @@
         <w:rPr>
           <w:b/>
         </w:rPr>
-        <w:t>Which method(s) would you start with, and why (2–4 sentences):</w:t>
+        <w:t>Our decision rule for typing an RQ (1–2 sentences):</w:t>
       </w:r>
     </w:p>
     <w:p>

--- a/hub/files/Case2.docx
+++ b/hub/files/Case2.docx
@@ -57,7 +57,35 @@
                 <w:b/>
                 <w:sz w:val="19"/>
               </w:rPr>
-              <w:t>Participation component — presenting team (Team 1) scored on the rubric below; every team submits the filled worksheet</w:t>
+              <w:t xml:space="preserve">Write-up </w:t>
+            </w:r>
+            <w:r>
+              <w:rPr>
+                <w:b/>
+                <w:sz w:val="19"/>
+              </w:rPr>
+              <w:t>5 pts</w:t>
+            </w:r>
+            <w:r>
+              <w:rPr>
+                <w:b/>
+                <w:sz w:val="19"/>
+              </w:rPr>
+              <w:t xml:space="preserve"> (every team) + presentation </w:t>
+            </w:r>
+            <w:r>
+              <w:rPr>
+                <w:b/>
+                <w:sz w:val="19"/>
+              </w:rPr>
+              <w:t>20 pts</w:t>
+            </w:r>
+            <w:r>
+              <w:rPr>
+                <w:b/>
+                <w:sz w:val="19"/>
+              </w:rPr>
+              <w:t xml:space="preserve"> (Team 1, team-graded on the rubric below)</w:t>
             </w:r>
           </w:p>
         </w:tc>
@@ -265,6 +293,29 @@
       </w:r>
     </w:p>
     <w:p>
+      <w:r>
+        <w:t xml:space="preserve">*Voice-first prep: after reading the case yourself, talk it through with the </w:t>
+      </w:r>
+      <w:r>
+        <w:rPr>
+          <w:b/>
+        </w:rPr>
+        <w:t>AI voice tutor</w:t>
+      </w:r>
+      <w:r>
+        <w:t xml:space="preserve"> (ChatGPT voice mode; starter prompt posted with the case), with this week's assigned </w:t>
+      </w:r>
+      <w:r>
+        <w:rPr>
+          <w:b/>
+        </w:rPr>
+        <w:t>textbook chapter</w:t>
+      </w:r>
+      <w:r>
+        <w:t xml:space="preserve"> in hand as context — it quizzes and challenges rather than answering. Disclose the session in the AI reflection.*</w:t>
+      </w:r>
+    </w:p>
+    <w:p>
       <w:pPr>
         <w:pStyle w:val="ListNumber"/>
       </w:pPr>
@@ -455,7 +506,24 @@
     </w:p>
     <w:p>
       <w:r>
-        <w:t>Rubric applies to the presenting team; non-presenting teams earn participation credit for a complete, good-faith worksheet.</w:t>
+        <w:rPr>
+          <w:b/>
+        </w:rPr>
+        <w:t>Write-up (5 pts, every team including the presenters):</w:t>
+      </w:r>
+      <w:r>
+        <w:t xml:space="preserve"> graded on the same instrument for all teams — 5 = complete and substantially correct, with a specific AI reflection · 3 = complete but generic or with major errors · 0–1 = missing or perfunctory.</w:t>
+      </w:r>
+    </w:p>
+    <w:p>
+      <w:r>
+        <w:rPr>
+          <w:b/>
+        </w:rPr>
+        <w:t>Presentation (20 pts, Team 1 only, team-graded):</w:t>
+      </w:r>
+      <w:r>
+        <w:t xml:space="preserve"> scored on the rubric below.</w:t>
       </w:r>
     </w:p>
     <w:tbl>

--- a/hub/files/Case2.docx
+++ b/hub/files/Case2.docx
@@ -123,7 +123,7 @@
               <w:rPr>
                 <w:sz w:val="19"/>
               </w:rPr>
-              <w:t>Wed Sep 16, start of class (worksheet, all teams); Team 1 presents in class (Zoom) that day</w:t>
+              <w:t>Wed Sep 16, start of class (worksheet, all teams); Team 1 presents in class that day</w:t>
             </w:r>
           </w:p>
         </w:tc>

--- a/hub/files/Case2.docx
+++ b/hub/files/Case2.docx
@@ -223,13 +223,13 @@
         <w:t>Problem definition → research questions</w:t>
       </w:r>
       <w:r>
-        <w:t xml:space="preserve"> (watch the assigned pre-watch recording first) → Practice — Summit Point round </w:t>
+        <w:t xml:space="preserve"> (watch the assigned pre-watch recording first) → Practice — Summit Point </w:t>
       </w:r>
       <w:r>
         <w:rPr>
           <w:b/>
         </w:rPr>
-        <w:t>r15</w:t>
+        <w:t>Round 5</w:t>
       </w:r>
       <w:r>
         <w:t xml:space="preserve"> </w:t>
@@ -303,16 +303,16 @@
         <w:t>AI voice tutor</w:t>
       </w:r>
       <w:r>
-        <w:t xml:space="preserve"> (ChatGPT voice mode; starter prompt posted with the case), with this week's assigned </w:t>
+        <w:t xml:space="preserve"> (ChatGPT voice mode; starter prompt below) with the assigned textbook chapter — </w:t>
       </w:r>
       <w:r>
         <w:rPr>
           <w:b/>
         </w:rPr>
-        <w:t>textbook chapter</w:t>
+        <w:t>Ch. 2, The Marketing Research Process</w:t>
       </w:r>
       <w:r>
-        <w:t xml:space="preserve"> in hand as context — it quizzes and challenges rather than answering. Disclose the session in the AI reflection.*</w:t>
+        <w:t xml:space="preserve"> — in hand as context. The tutor quizzes and challenges rather than answering. Disclose the session in the AI reflection.*</w:t>
       </w:r>
     </w:p>
     <w:p>
@@ -405,7 +405,41 @@
         <w:t>Team 1 (presenters):</w:t>
       </w:r>
       <w:r>
-        <w:t xml:space="preserve"> watch the prior team's recording, then build a presentation that beats it — re-teach the typing logic better (spend your time on the RQs the class is most likely to get wrong), critique the prior presentation, and run an interactive typing exercise.</w:t>
+        <w:t xml:space="preserve"> build a fresh presentation that teaches the typing decision rule — spend your time on the RQs the class is most likely to get wrong — and add at least one thing that goes beyond the assigned recording.</w:t>
+      </w:r>
+    </w:p>
+    <w:p>
+      <w:pPr>
+        <w:pStyle w:val="Heading2"/>
+      </w:pPr>
+      <w:r>
+        <w:t>AI voice tutor — starter prompt</w:t>
+      </w:r>
+    </w:p>
+    <w:p>
+      <w:r>
+        <w:t xml:space="preserve">Have </w:t>
+      </w:r>
+      <w:r>
+        <w:rPr>
+          <w:b/>
+        </w:rPr>
+        <w:t>Burns &amp; Veeck, *Marketing Research* (10th ed.), Ch. 2 — The Marketing Research Process</w:t>
+      </w:r>
+      <w:r>
+        <w:t xml:space="preserve"> open (eText or printout) during the session. Copy the prompt below into ChatGPT, switch to voice mode, and work the case out loud:</w:t>
+      </w:r>
+    </w:p>
+    <w:p>
+      <w:pPr>
+        <w:ind w:left="432"/>
+      </w:pPr>
+      <w:r>
+        <w:rPr>
+          <w:i/>
+          <w:sz w:val="19"/>
+        </w:rPr>
+        <w:t>You are my marketing-research case tutor. I am preparing the attached mini-case for IBM 3302. I also have the assigned textbook chapter in front of me — when I cite it, push me to connect the concept to the case. Your rules: quiz me and challenge my positions with follow-up questions; never give me the answer outright; when I'm vague, demand the specific concept, variable, or decision rule; end by making me state my team's final answers out loud so I can write them down. Start by asking me what the case's core decision is.</w:t>
       </w:r>
     </w:p>
     <w:p>
@@ -471,37 +505,37 @@
         <w:rPr>
           <w:b/>
         </w:rPr>
-        <w:t>The benchmark (Team 1):</w:t>
+        <w:t>The presentation (Team 1):</w:t>
       </w:r>
       <w:r>
-        <w:t xml:space="preserve"> the prior semester's recorded presentation of this case is posted on Canvas — your job is to beat it: (1) re-teach at least one key concept </w:t>
+        <w:t xml:space="preserve"> present fresh — there is no prior recording to study. In a </w:t>
       </w:r>
       <w:r>
         <w:rPr>
           <w:b/>
         </w:rPr>
-        <w:t>better</w:t>
+        <w:t>20-minute block (15 min presentation + 5 min Q&amp;A)</w:t>
       </w:r>
       <w:r>
-        <w:t xml:space="preserve"> than the recording, (2) critique the prior presentation — what worked, what misled, what was missed — and (3) run an </w:t>
+        <w:t xml:space="preserve">: (1) </w:t>
       </w:r>
       <w:r>
         <w:rPr>
           <w:b/>
         </w:rPr>
-        <w:t>original interactive exercise</w:t>
+        <w:t>teach the case's key idea</w:t>
       </w:r>
       <w:r>
-        <w:t xml:space="preserve"> with the class. </w:t>
+        <w:t xml:space="preserve"> clearly enough that a classmate could apply it on the quiz, and (2) go </w:t>
       </w:r>
       <w:r>
         <w:rPr>
           <w:b/>
         </w:rPr>
-        <w:t>20-minute block: 15 min presentation + 5 min Q&amp;A.</w:t>
+        <w:t>beyond the assigned recording</w:t>
       </w:r>
       <w:r>
-        <w:t xml:space="preserve"> If no prior recording exists for this case, the instructor's Case-1 demo is the benchmark.</w:t>
+        <w:t xml:space="preserve"> in at least one way — an example, pitfall, demonstration, or application it doesn't cover (where no recording is assigned that week, go beyond the textbook chapter). My Case-1 demo models the format.</w:t>
       </w:r>
     </w:p>
     <w:p>
@@ -726,7 +760,7 @@
               <w:rPr>
                 <w:sz w:val="19"/>
               </w:rPr>
-              <w:t>Beat the benchmark: re-teach &amp; critique</w:t>
+              <w:t>Teach the key idea</w:t>
             </w:r>
           </w:p>
         </w:tc>
@@ -762,7 +796,7 @@
               <w:rPr>
                 <w:sz w:val="19"/>
               </w:rPr>
-              <w:t>A decision rule for typing RQs taught measurably better than the prior recording; the critique names specifics, not vibes</w:t>
+              <w:t>A decision rule for typing RQs taught clearly enough to apply; time spent on the RQs the class is most likely to get wrong</w:t>
             </w:r>
           </w:p>
         </w:tc>
@@ -782,7 +816,7 @@
               <w:rPr>
                 <w:sz w:val="19"/>
               </w:rPr>
-              <w:t>Interactive exercise &amp; delivery</w:t>
+              <w:t>Beyond the recording &amp; delivery</w:t>
             </w:r>
           </w:p>
         </w:tc>
@@ -818,7 +852,7 @@
               <w:rPr>
                 <w:sz w:val="19"/>
               </w:rPr>
-              <w:t>Original exercise that makes the class apply the skill; 15 min + 5 Q&amp;A, clear slides, run to time</w:t>
+              <w:t>At least one specific contribution the assigned recording doesn't cover; the class engaged (a question, quick poll, or short exercise); 15 min + 5 Q&amp;A, run to time</w:t>
             </w:r>
           </w:p>
         </w:tc>

--- a/hub/files/Case2.docx
+++ b/hub/files/Case2.docx
@@ -223,7 +223,7 @@
         <w:t>Problem definition → research questions</w:t>
       </w:r>
       <w:r>
-        <w:t xml:space="preserve"> (watch the assigned pre-watch recording first) → Practice — Summit Point </w:t>
+        <w:t xml:space="preserve"> (live lecture) → Practice — Summit Point </w:t>
       </w:r>
       <w:r>
         <w:rPr>
@@ -405,7 +405,7 @@
         <w:t>Team 1 (presenters):</w:t>
       </w:r>
       <w:r>
-        <w:t xml:space="preserve"> build a fresh presentation that teaches the typing decision rule — spend your time on the RQs the class is most likely to get wrong — and add at least one thing that goes beyond the assigned recording.</w:t>
+        <w:t xml:space="preserve"> build a fresh presentation that teaches the typing decision rule — spend your time on the RQs the class is most likely to get wrong — and add at least one thing that goes beyond the Monday lecture.</w:t>
       </w:r>
     </w:p>
     <w:p>
@@ -532,7 +532,7 @@
         <w:rPr>
           <w:b/>
         </w:rPr>
-        <w:t>beyond the assigned recording</w:t>
+        <w:t>beyond the Monday lecture</w:t>
       </w:r>
       <w:r>
         <w:t xml:space="preserve"> in at least one way — an example, pitfall, demonstration, or application it doesn't cover (where no recording is assigned that week, go beyond the textbook chapter). My Case-1 demo models the format.</w:t>
@@ -816,7 +816,7 @@
               <w:rPr>
                 <w:sz w:val="19"/>
               </w:rPr>
-              <w:t>Beyond the recording &amp; delivery</w:t>
+              <w:t>Beyond the lecture &amp; delivery</w:t>
             </w:r>
           </w:p>
         </w:tc>
@@ -852,7 +852,7 @@
               <w:rPr>
                 <w:sz w:val="19"/>
               </w:rPr>
-              <w:t>At least one specific contribution the assigned recording doesn't cover; the class engaged (a question, quick poll, or short exercise); 15 min + 5 Q&amp;A, run to time</w:t>
+              <w:t>At least one specific contribution the Monday lecture and the textbook chapter don't cover; the class engaged (a question, quick poll, or short exercise); 15 min + 5 Q&amp;A, run to time</w:t>
             </w:r>
           </w:p>
         </w:tc>
